--- a/downloads/Labo-DraadloosNetwerk-verslag.docx
+++ b/downloads/Labo-DraadloosNetwerk-verslag.docx
@@ -412,7 +412,7 @@
     </w:p>
     <w:p>
       <w:r>
-        <w:t>Voor je de router kan configureren, moet je computer klaarstaan om er verbinding mee te maken. Wat een IP-adres, een subnetmasker, een default gateway en DHCP precies zijn, staat op de theoriepagina IP-adres en DHCP.</w:t>
+        <w:t>Voor je de router kan configureren, moet je computer klaarstaan om er verbinding mee te maken. Wat een IP-adres en DHCP precies zijn, staat op de theoriepagina IP-adres en DHCP; het subnetmasker en de default gateway staan op de pagina Subnetmasker en default gateway.</w:t>
       </w:r>
     </w:p>
     <w:p>
@@ -762,7 +762,106 @@
         <w:t xml:space="preserve">4. </w:t>
       </w:r>
       <w:r>
-        <w:t>Zoek allebei de gegevens op je eigen computer op. Wat is je IP-adres, en wat is de default gateway?</w:t>
+        <w:t>Zoek de gegevens op je eigen computer op. Wat is je IP-adres, wat is je subnetmasker en wat is de default gateway?</w:t>
+      </w:r>
+    </w:p>
+    <w:tbl>
+      <w:tblPr>
+        <w:tblStyle w:val="TableGrid"/>
+        <w:tblW w:type="auto" w:w="0"/>
+        <w:tblLook w:firstColumn="1" w:firstRow="1" w:lastColumn="0" w:lastRow="0" w:noHBand="0" w:noVBand="1" w:val="04A0"/>
+      </w:tblPr>
+      <w:tblGrid>
+        <w:gridCol w:w="8640"/>
+      </w:tblGrid>
+      <w:tr>
+        <w:trPr>
+          <w:trHeight w:val="1417" w:hRule="atLeast"/>
+        </w:trPr>
+        <w:tc>
+          <w:tcPr>
+            <w:tcW w:type="dxa" w:w="8640"/>
+          </w:tcPr>
+          <w:p/>
+        </w:tc>
+      </w:tr>
+    </w:tbl>
+    <w:p/>
+    <w:p>
+      <w:r>
+        <w:rPr>
+          <w:b/>
+        </w:rPr>
+        <w:t xml:space="preserve">5. </w:t>
+      </w:r>
+      <w:r>
+        <w:t>Reken uit in welk netwerk je computer zit. Schrijf je IP-adres en je subnetmasker binair uit, voer de AND uit, en noteer het netwerkadres dat je bekomt.</w:t>
+      </w:r>
+    </w:p>
+    <w:tbl>
+      <w:tblPr>
+        <w:tblStyle w:val="TableGrid"/>
+        <w:tblW w:type="auto" w:w="0"/>
+        <w:tblLook w:firstColumn="1" w:firstRow="1" w:lastColumn="0" w:lastRow="0" w:noHBand="0" w:noVBand="1" w:val="04A0"/>
+      </w:tblPr>
+      <w:tblGrid>
+        <w:gridCol w:w="8640"/>
+      </w:tblGrid>
+      <w:tr>
+        <w:trPr>
+          <w:trHeight w:val="1417" w:hRule="atLeast"/>
+        </w:trPr>
+        <w:tc>
+          <w:tcPr>
+            <w:tcW w:type="dxa" w:w="8640"/>
+          </w:tcPr>
+          <w:p/>
+        </w:tc>
+      </w:tr>
+    </w:tbl>
+    <w:p/>
+    <w:p>
+      <w:r>
+        <w:rPr>
+          <w:b/>
+        </w:rPr>
+        <w:t xml:space="preserve">6. </w:t>
+      </w:r>
+      <w:r>
+        <w:t>Doe dezelfde berekening voor je default gateway. Ligt die binnen of buiten je netwerk? Leg uit waarom dat ook zo moet zijn.</w:t>
+      </w:r>
+    </w:p>
+    <w:tbl>
+      <w:tblPr>
+        <w:tblStyle w:val="TableGrid"/>
+        <w:tblW w:type="auto" w:w="0"/>
+        <w:tblLook w:firstColumn="1" w:firstRow="1" w:lastColumn="0" w:lastRow="0" w:noHBand="0" w:noVBand="1" w:val="04A0"/>
+      </w:tblPr>
+      <w:tblGrid>
+        <w:gridCol w:w="8640"/>
+      </w:tblGrid>
+      <w:tr>
+        <w:trPr>
+          <w:trHeight w:val="1417" w:hRule="atLeast"/>
+        </w:trPr>
+        <w:tc>
+          <w:tcPr>
+            <w:tcW w:type="dxa" w:w="8640"/>
+          </w:tcPr>
+          <w:p/>
+        </w:tc>
+      </w:tr>
+    </w:tbl>
+    <w:p/>
+    <w:p>
+      <w:r>
+        <w:rPr>
+          <w:b/>
+        </w:rPr>
+        <w:t xml:space="preserve">7. </w:t>
+      </w:r>
+      <w:r>
+        <w:t>Doe de berekening een laatste keer voor 8.8.8.8, een DNS-server op het internet. Ligt dat adres binnen of buiten je netwerk, en waar stuurt je computer een pakket voor dat adres naartoe?</w:t>
       </w:r>
     </w:p>
     <w:tbl>
@@ -1093,7 +1192,7 @@
         <w:rPr>
           <w:b/>
         </w:rPr>
-        <w:t xml:space="preserve">5. </w:t>
+        <w:t xml:space="preserve">8. </w:t>
       </w:r>
       <w:r>
         <w:t>Geef minstens drie plaatsen waar je de SSID's van je router kan terugvinden.</w:t>
@@ -1126,7 +1225,7 @@
         <w:rPr>
           <w:b/>
         </w:rPr>
-        <w:t xml:space="preserve">6. </w:t>
+        <w:t xml:space="preserve">9. </w:t>
       </w:r>
       <w:r>
         <w:t>Kunnen meerdere draadloze netwerken hetzelfde SSID hebben? Schrap wat niet past: ja / nee.</w:t>
@@ -1159,7 +1258,7 @@
         <w:rPr>
           <w:b/>
         </w:rPr>
-        <w:t xml:space="preserve">7. </w:t>
+        <w:t xml:space="preserve">10. </w:t>
       </w:r>
       <w:r>
         <w:t>Zoek op wat een evil twin wireless network is. Dit mag je ook achteraf nog aanvullen.</w:t>
@@ -1213,7 +1312,7 @@
         <w:rPr>
           <w:b/>
         </w:rPr>
-        <w:t xml:space="preserve">8. </w:t>
+        <w:t xml:space="preserve">11. </w:t>
       </w:r>
       <w:r>
         <w:t>Omschrijf duidelijk hoe je dat gedaan hebt, eventueel met een screenshot erbij.</w:t>
@@ -1246,7 +1345,7 @@
         <w:rPr>
           <w:b/>
         </w:rPr>
-        <w:t xml:space="preserve">9. </w:t>
+        <w:t xml:space="preserve">12. </w:t>
       </w:r>
       <w:r>
         <w:t>Scan opnieuw met inSSIDer en kijk of je wijziging is doorgevoerd. Dat kan een paar minuten duren, en soms moet je het programma opnieuw opstarten. Plak het screenshot hieronder.</w:t>
@@ -1305,7 +1404,7 @@
         <w:rPr>
           <w:b/>
         </w:rPr>
-        <w:t xml:space="preserve">10. </w:t>
+        <w:t xml:space="preserve">13. </w:t>
       </w:r>
       <w:r>
         <w:t>Welke is de meest performante mode op de 2,4 GHz-band? Schrap wat niet past: b / g / n.</w:t>
@@ -1338,7 +1437,7 @@
         <w:rPr>
           <w:b/>
         </w:rPr>
-        <w:t xml:space="preserve">11. </w:t>
+        <w:t xml:space="preserve">14. </w:t>
       </w:r>
       <w:r>
         <w:t>Welke is de meest performante mode op de 5 GHz-band? Schrap wat niet past: a / ac / n.</w:t>
@@ -1371,7 +1470,7 @@
         <w:rPr>
           <w:b/>
         </w:rPr>
-        <w:t xml:space="preserve">12. </w:t>
+        <w:t xml:space="preserve">15. </w:t>
       </w:r>
       <w:r>
         <w:t>Stel op allebei de banden de meest performante mode in en plak een screenshot hieronder.</w:t>
@@ -1417,7 +1516,7 @@
         <w:rPr>
           <w:b/>
         </w:rPr>
-        <w:t xml:space="preserve">13. </w:t>
+        <w:t xml:space="preserve">16. </w:t>
       </w:r>
       <w:r>
         <w:t>Zoek de maximale theoretische snelheid van elke generatie op en vul de tabel aan.</w:t>
@@ -1845,7 +1944,7 @@
         <w:rPr>
           <w:b/>
         </w:rPr>
-        <w:t xml:space="preserve">14. </w:t>
+        <w:t xml:space="preserve">17. </w:t>
       </w:r>
       <w:r>
         <w:t>2,4 GHz: screenshot van de instelling in de router.</w:t>
@@ -1891,7 +1990,7 @@
         <w:rPr>
           <w:b/>
         </w:rPr>
-        <w:t xml:space="preserve">15. </w:t>
+        <w:t xml:space="preserve">18. </w:t>
       </w:r>
       <w:r>
         <w:t>2,4 GHz: screenshot van het resultaat in inSSIDer.</w:t>
@@ -1937,7 +2036,7 @@
         <w:rPr>
           <w:b/>
         </w:rPr>
-        <w:t xml:space="preserve">16. </w:t>
+        <w:t xml:space="preserve">19. </w:t>
       </w:r>
       <w:r>
         <w:t>5 GHz: screenshot van de instelling in de router.</w:t>
@@ -1983,7 +2082,7 @@
         <w:rPr>
           <w:b/>
         </w:rPr>
-        <w:t xml:space="preserve">17. </w:t>
+        <w:t xml:space="preserve">20. </w:t>
       </w:r>
       <w:r>
         <w:t>5 GHz: screenshot van het resultaat in inSSIDer.</w:t>
@@ -2042,7 +2141,7 @@
         <w:rPr>
           <w:b/>
         </w:rPr>
-        <w:t xml:space="preserve">18. </w:t>
+        <w:t xml:space="preserve">21. </w:t>
       </w:r>
       <w:r>
         <w:t>Zoek in inSSIDer een netwerk met channel bonding op de 2,4 GHz-band. De bandbreedte is dubbel zo groot als die van een netwerk zonder. Plak een screenshot en markeer het duidelijk.</w:t>
@@ -2088,7 +2187,7 @@
         <w:rPr>
           <w:b/>
         </w:rPr>
-        <w:t xml:space="preserve">19. </w:t>
+        <w:t xml:space="preserve">22. </w:t>
       </w:r>
       <w:r>
         <w:t>In de router zet je channel bonding aan of uit bij de instelling Channel Width. Plak er een screenshot van en markeer het duidelijk.</w:t>
@@ -2134,7 +2233,7 @@
         <w:rPr>
           <w:b/>
         </w:rPr>
-        <w:t xml:space="preserve">20. </w:t>
+        <w:t xml:space="preserve">23. </w:t>
       </w:r>
       <w:r>
         <w:t>In welk geval zou je channel bonding uitzetten? Tip: het heeft te maken met de bandbreedte die verdubbelt.</w:t>
@@ -2167,7 +2266,7 @@
         <w:rPr>
           <w:b/>
         </w:rPr>
-        <w:t xml:space="preserve">21. </w:t>
+        <w:t xml:space="preserve">24. </w:t>
       </w:r>
       <w:r>
         <w:t>In welke modus is channel bonding mogelijk? Markeer het juiste antwoord: enkel in b / enkel in g / enkel in n / zowel in n als in ac.</w:t>
@@ -2200,7 +2299,7 @@
         <w:rPr>
           <w:b/>
         </w:rPr>
-        <w:t xml:space="preserve">22. </w:t>
+        <w:t xml:space="preserve">25. </w:t>
       </w:r>
       <w:r>
         <w:t>Moeten de kanalen tegen elkaar aan liggen om aan channel bonding te kunnen doen? Markeer het juiste antwoord: ja, dat is verplicht / nee, dat is niet nodig.</w:t>
@@ -2251,7 +2350,7 @@
         <w:rPr>
           <w:b/>
         </w:rPr>
-        <w:t xml:space="preserve">23. </w:t>
+        <w:t xml:space="preserve">26. </w:t>
       </w:r>
       <w:r>
         <w:t>Welke combinatie heb je gekozen? Vul aan en markeer het juiste antwoord.</w:t>
@@ -2400,7 +2499,7 @@
         <w:rPr>
           <w:b/>
         </w:rPr>
-        <w:t xml:space="preserve">24. </w:t>
+        <w:t xml:space="preserve">27. </w:t>
       </w:r>
       <w:r>
         <w:t>Wat is het gevolg voor de snelheid van je draadloos netwerk als je voor TKIP of voor TKIP + AES kiest?</w:t>
@@ -2433,7 +2532,7 @@
         <w:rPr>
           <w:b/>
         </w:rPr>
-        <w:t xml:space="preserve">25. </w:t>
+        <w:t xml:space="preserve">28. </w:t>
       </w:r>
       <w:r>
         <w:t>Waarvoor staat de afkorting PSK?</w:t>
@@ -2466,7 +2565,7 @@
         <w:rPr>
           <w:b/>
         </w:rPr>
-        <w:t xml:space="preserve">26. </w:t>
+        <w:t xml:space="preserve">29. </w:t>
       </w:r>
       <w:r>
         <w:t>Waarop moet je letten bij het kiezen van een PSK?</w:t>
